--- a/document_templates/docx/registry_material_concrete.docx
+++ b/document_templates/docx/registry_material_concrete.docx
@@ -1236,7 +1236,7 @@
                 <w:b/>
                 <w:sz w:val="20"/>
               </w:rPr>
-              <w:t>Начальник участка №5</w:t>
+              <w:t>{{registry_signer_position}}</w:t>
             </w:r>
           </w:p>
           <w:p>
@@ -1253,7 +1253,7 @@
                 <w:b/>
                 <w:sz w:val="20"/>
               </w:rPr>
-              <w:t xml:space="preserve">ООО «СМУ-12 </w:t>
+              <w:t>{{registry_contractor_org_full}}</w:t>
             </w:r>
             <w:proofErr w:type="spellStart"/>
             <w:r>
@@ -1262,7 +1262,6 @@
                 <w:b/>
                 <w:sz w:val="20"/>
               </w:rPr>
-              <w:t>Мосметростроя</w:t>
             </w:r>
             <w:proofErr w:type="spellEnd"/>
             <w:r>
@@ -1271,7 +1270,6 @@
                 <w:b/>
                 <w:sz w:val="20"/>
               </w:rPr>
-              <w:t>»</w:t>
             </w:r>
           </w:p>
         </w:tc>
@@ -1303,7 +1301,7 @@
                 <w:b/>
                 <w:sz w:val="20"/>
               </w:rPr>
-              <w:t>Коташевич</w:t>
+              <w:t>{{registry_signer_fio}}</w:t>
             </w:r>
             <w:proofErr w:type="spellEnd"/>
             <w:r>
@@ -1312,7 +1310,6 @@
                 <w:b/>
                 <w:sz w:val="20"/>
               </w:rPr>
-              <w:t xml:space="preserve"> В.С.</w:t>
             </w:r>
           </w:p>
         </w:tc>

--- a/document_templates/docx/registry_material_concrete.docx
+++ b/document_templates/docx/registry_material_concrete.docx
@@ -202,7 +202,7 @@
           <w:szCs w:val="20"/>
           <w:shd w:val="clear" w:color="auto" w:fill="FFFFFF"/>
         </w:rPr>
-        <w:t xml:space="preserve">Организация, выполнившая работы: </w:t>
+        <w:t>Организация, выполнившая работы: {{registry_contractor_org_full}}</w:t>
       </w:r>
       <w:r>
         <w:rPr>
@@ -211,7 +211,6 @@
           <w:szCs w:val="20"/>
           <w:shd w:val="clear" w:color="auto" w:fill="FFFFFF"/>
         </w:rPr>
-        <w:t xml:space="preserve">ООО «СМУ-12 </w:t>
       </w:r>
       <w:proofErr w:type="spellStart"/>
       <w:r>
@@ -221,7 +220,6 @@
           <w:szCs w:val="20"/>
           <w:shd w:val="clear" w:color="auto" w:fill="FFFFFF"/>
         </w:rPr>
-        <w:t>Мосметростроя</w:t>
       </w:r>
       <w:proofErr w:type="spellEnd"/>
       <w:r>
@@ -231,7 +229,6 @@
           <w:szCs w:val="20"/>
           <w:shd w:val="clear" w:color="auto" w:fill="FFFFFF"/>
         </w:rPr>
-        <w:t>», участок №5</w:t>
       </w:r>
     </w:p>
     <w:p>

--- a/document_templates/docx/registry_material_concrete.docx
+++ b/document_templates/docx/registry_material_concrete.docx
@@ -202,7 +202,7 @@
           <w:szCs w:val="20"/>
           <w:shd w:val="clear" w:color="auto" w:fill="FFFFFF"/>
         </w:rPr>
-        <w:t xml:space="preserve">Организация, выполнившая работы: </w:t>
+        <w:t>Организация, выполнившая работы: {{registry_contractor_org_full}}</w:t>
       </w:r>
       <w:r>
         <w:rPr>
@@ -211,7 +211,6 @@
           <w:szCs w:val="20"/>
           <w:shd w:val="clear" w:color="auto" w:fill="FFFFFF"/>
         </w:rPr>
-        <w:t xml:space="preserve">ООО «СМУ-12 </w:t>
       </w:r>
       <w:proofErr w:type="spellStart"/>
       <w:r>
@@ -221,7 +220,6 @@
           <w:szCs w:val="20"/>
           <w:shd w:val="clear" w:color="auto" w:fill="FFFFFF"/>
         </w:rPr>
-        <w:t>Мосметростроя</w:t>
       </w:r>
       <w:proofErr w:type="spellEnd"/>
       <w:r>
@@ -231,7 +229,6 @@
           <w:szCs w:val="20"/>
           <w:shd w:val="clear" w:color="auto" w:fill="FFFFFF"/>
         </w:rPr>
-        <w:t>», участок №5</w:t>
       </w:r>
     </w:p>
     <w:p>
@@ -1236,7 +1233,7 @@
                 <w:b/>
                 <w:sz w:val="20"/>
               </w:rPr>
-              <w:t>Начальник участка №5</w:t>
+              <w:t>{{registry_signer_position}}</w:t>
             </w:r>
           </w:p>
           <w:p>
@@ -1253,7 +1250,7 @@
                 <w:b/>
                 <w:sz w:val="20"/>
               </w:rPr>
-              <w:t xml:space="preserve">ООО «СМУ-12 </w:t>
+              <w:t>{{registry_contractor_org_full}}</w:t>
             </w:r>
             <w:proofErr w:type="spellStart"/>
             <w:r>
@@ -1262,7 +1259,6 @@
                 <w:b/>
                 <w:sz w:val="20"/>
               </w:rPr>
-              <w:t>Мосметростроя</w:t>
             </w:r>
             <w:proofErr w:type="spellEnd"/>
             <w:r>
@@ -1271,7 +1267,6 @@
                 <w:b/>
                 <w:sz w:val="20"/>
               </w:rPr>
-              <w:t>»</w:t>
             </w:r>
           </w:p>
         </w:tc>
@@ -1303,7 +1298,7 @@
                 <w:b/>
                 <w:sz w:val="20"/>
               </w:rPr>
-              <w:t>Коташевич</w:t>
+              <w:t>{{registry_signer_fio}}</w:t>
             </w:r>
             <w:proofErr w:type="spellEnd"/>
             <w:r>
@@ -1312,7 +1307,6 @@
                 <w:b/>
                 <w:sz w:val="20"/>
               </w:rPr>
-              <w:t xml:space="preserve"> В.С.</w:t>
             </w:r>
           </w:p>
         </w:tc>
